--- a/docs/Task10.docx
+++ b/docs/Task10.docx
@@ -172,6 +172,343 @@
             <w:szCs w:val="24"/>
           </w:rPr>
           <w:t>https://github.com/ItIsAnyx/Featurify</w:t>
+        </w:r>
+      </w:hyperlink>
+      <w:r>
+        <w:rPr>
+          <w:rFonts w:ascii="Times New Roman" w:hAnsi="Times New Roman" w:cs="Times New Roman"/>
+          <w:sz w:val="24"/>
+          <w:szCs w:val="24"/>
+        </w:rPr>
+        <w:t xml:space="preserve"> </w:t>
+      </w:r>
+    </w:p>
+    <w:p>
+      <w:pPr>
+        <w:spacing w:after="0" w:line="360" w:lineRule="auto"/>
+        <w:ind w:firstLine="709"/>
+        <w:jc w:val="both"/>
+        <w:rPr>
+          <w:rFonts w:ascii="Times New Roman" w:hAnsi="Times New Roman" w:cs="Times New Roman"/>
+          <w:sz w:val="24"/>
+          <w:szCs w:val="24"/>
+        </w:rPr>
+      </w:pPr>
+      <w:r>
+        <w:rPr>
+          <w:rFonts w:ascii="Times New Roman" w:hAnsi="Times New Roman" w:cs="Times New Roman"/>
+          <w:sz w:val="24"/>
+          <w:szCs w:val="24"/>
+        </w:rPr>
+        <w:t>Ссылка на коммит:</w:t>
+      </w:r>
+    </w:p>
+    <w:p>
+      <w:pPr>
+        <w:spacing w:after="0" w:line="360" w:lineRule="auto"/>
+        <w:ind w:firstLine="709"/>
+        <w:jc w:val="both"/>
+        <w:rPr>
+          <w:rFonts w:ascii="Times New Roman" w:hAnsi="Times New Roman" w:cs="Times New Roman"/>
+          <w:sz w:val="24"/>
+          <w:szCs w:val="24"/>
+        </w:rPr>
+      </w:pPr>
+      <w:hyperlink r:id="rId7" w:history="1">
+        <w:r>
+          <w:rPr>
+            <w:rStyle w:val="ac"/>
+            <w:rFonts w:ascii="Times New Roman" w:hAnsi="Times New Roman" w:cs="Times New Roman"/>
+            <w:sz w:val="24"/>
+            <w:szCs w:val="24"/>
+            <w:lang w:val="en-US"/>
+          </w:rPr>
+          <w:t>https</w:t>
+        </w:r>
+        <w:r>
+          <w:rPr>
+            <w:rStyle w:val="ac"/>
+            <w:rFonts w:ascii="Times New Roman" w:hAnsi="Times New Roman" w:cs="Times New Roman"/>
+            <w:sz w:val="24"/>
+            <w:szCs w:val="24"/>
+          </w:rPr>
+          <w:t>://</w:t>
+        </w:r>
+        <w:r>
+          <w:rPr>
+            <w:rStyle w:val="ac"/>
+            <w:rFonts w:ascii="Times New Roman" w:hAnsi="Times New Roman" w:cs="Times New Roman"/>
+            <w:sz w:val="24"/>
+            <w:szCs w:val="24"/>
+            <w:lang w:val="en-US"/>
+          </w:rPr>
+          <w:t>github</w:t>
+        </w:r>
+        <w:r>
+          <w:rPr>
+            <w:rStyle w:val="ac"/>
+            <w:rFonts w:ascii="Times New Roman" w:hAnsi="Times New Roman" w:cs="Times New Roman"/>
+            <w:sz w:val="24"/>
+            <w:szCs w:val="24"/>
+          </w:rPr>
+          <w:t>.</w:t>
+        </w:r>
+        <w:r>
+          <w:rPr>
+            <w:rStyle w:val="ac"/>
+            <w:rFonts w:ascii="Times New Roman" w:hAnsi="Times New Roman" w:cs="Times New Roman"/>
+            <w:sz w:val="24"/>
+            <w:szCs w:val="24"/>
+            <w:lang w:val="en-US"/>
+          </w:rPr>
+          <w:t>com</w:t>
+        </w:r>
+        <w:r>
+          <w:rPr>
+            <w:rStyle w:val="ac"/>
+            <w:rFonts w:ascii="Times New Roman" w:hAnsi="Times New Roman" w:cs="Times New Roman"/>
+            <w:sz w:val="24"/>
+            <w:szCs w:val="24"/>
+          </w:rPr>
+          <w:t>/</w:t>
+        </w:r>
+        <w:r>
+          <w:rPr>
+            <w:rStyle w:val="ac"/>
+            <w:rFonts w:ascii="Times New Roman" w:hAnsi="Times New Roman" w:cs="Times New Roman"/>
+            <w:sz w:val="24"/>
+            <w:szCs w:val="24"/>
+            <w:lang w:val="en-US"/>
+          </w:rPr>
+          <w:t>ItIsAnyx</w:t>
+        </w:r>
+        <w:r>
+          <w:rPr>
+            <w:rStyle w:val="ac"/>
+            <w:rFonts w:ascii="Times New Roman" w:hAnsi="Times New Roman" w:cs="Times New Roman"/>
+            <w:sz w:val="24"/>
+            <w:szCs w:val="24"/>
+          </w:rPr>
+          <w:t>/</w:t>
+        </w:r>
+        <w:r>
+          <w:rPr>
+            <w:rStyle w:val="ac"/>
+            <w:rFonts w:ascii="Times New Roman" w:hAnsi="Times New Roman" w:cs="Times New Roman"/>
+            <w:sz w:val="24"/>
+            <w:szCs w:val="24"/>
+            <w:lang w:val="en-US"/>
+          </w:rPr>
+          <w:t>Featurify</w:t>
+        </w:r>
+        <w:r>
+          <w:rPr>
+            <w:rStyle w:val="ac"/>
+            <w:rFonts w:ascii="Times New Roman" w:hAnsi="Times New Roman" w:cs="Times New Roman"/>
+            <w:sz w:val="24"/>
+            <w:szCs w:val="24"/>
+          </w:rPr>
+          <w:t>/</w:t>
+        </w:r>
+        <w:r>
+          <w:rPr>
+            <w:rStyle w:val="ac"/>
+            <w:rFonts w:ascii="Times New Roman" w:hAnsi="Times New Roman" w:cs="Times New Roman"/>
+            <w:sz w:val="24"/>
+            <w:szCs w:val="24"/>
+            <w:lang w:val="en-US"/>
+          </w:rPr>
+          <w:t>commit</w:t>
+        </w:r>
+        <w:r>
+          <w:rPr>
+            <w:rStyle w:val="ac"/>
+            <w:rFonts w:ascii="Times New Roman" w:hAnsi="Times New Roman" w:cs="Times New Roman"/>
+            <w:sz w:val="24"/>
+            <w:szCs w:val="24"/>
+          </w:rPr>
+          <w:t>/</w:t>
+        </w:r>
+        <w:r>
+          <w:rPr>
+            <w:rStyle w:val="ac"/>
+            <w:rFonts w:ascii="Times New Roman" w:hAnsi="Times New Roman" w:cs="Times New Roman"/>
+            <w:sz w:val="24"/>
+            <w:szCs w:val="24"/>
+            <w:lang w:val="en-US"/>
+          </w:rPr>
+          <w:t>f</w:t>
+        </w:r>
+        <w:r>
+          <w:rPr>
+            <w:rStyle w:val="ac"/>
+            <w:rFonts w:ascii="Times New Roman" w:hAnsi="Times New Roman" w:cs="Times New Roman"/>
+            <w:sz w:val="24"/>
+            <w:szCs w:val="24"/>
+          </w:rPr>
+          <w:t>42</w:t>
+        </w:r>
+        <w:r>
+          <w:rPr>
+            <w:rStyle w:val="ac"/>
+            <w:rFonts w:ascii="Times New Roman" w:hAnsi="Times New Roman" w:cs="Times New Roman"/>
+            <w:sz w:val="24"/>
+            <w:szCs w:val="24"/>
+            <w:lang w:val="en-US"/>
+          </w:rPr>
+          <w:t>fa</w:t>
+        </w:r>
+        <w:r>
+          <w:rPr>
+            <w:rStyle w:val="ac"/>
+            <w:rFonts w:ascii="Times New Roman" w:hAnsi="Times New Roman" w:cs="Times New Roman"/>
+            <w:sz w:val="24"/>
+            <w:szCs w:val="24"/>
+          </w:rPr>
+          <w:t>3297</w:t>
+        </w:r>
+        <w:r>
+          <w:rPr>
+            <w:rStyle w:val="ac"/>
+            <w:rFonts w:ascii="Times New Roman" w:hAnsi="Times New Roman" w:cs="Times New Roman"/>
+            <w:sz w:val="24"/>
+            <w:szCs w:val="24"/>
+            <w:lang w:val="en-US"/>
+          </w:rPr>
+          <w:t>c</w:t>
+        </w:r>
+        <w:r>
+          <w:rPr>
+            <w:rStyle w:val="ac"/>
+            <w:rFonts w:ascii="Times New Roman" w:hAnsi="Times New Roman" w:cs="Times New Roman"/>
+            <w:sz w:val="24"/>
+            <w:szCs w:val="24"/>
+          </w:rPr>
+          <w:t>856465</w:t>
+        </w:r>
+        <w:r>
+          <w:rPr>
+            <w:rStyle w:val="ac"/>
+            <w:rFonts w:ascii="Times New Roman" w:hAnsi="Times New Roman" w:cs="Times New Roman"/>
+            <w:sz w:val="24"/>
+            <w:szCs w:val="24"/>
+            <w:lang w:val="en-US"/>
+          </w:rPr>
+          <w:t>d</w:t>
+        </w:r>
+        <w:r>
+          <w:rPr>
+            <w:rStyle w:val="ac"/>
+            <w:rFonts w:ascii="Times New Roman" w:hAnsi="Times New Roman" w:cs="Times New Roman"/>
+            <w:sz w:val="24"/>
+            <w:szCs w:val="24"/>
+          </w:rPr>
+          <w:t>6</w:t>
+        </w:r>
+        <w:r>
+          <w:rPr>
+            <w:rStyle w:val="ac"/>
+            <w:rFonts w:ascii="Times New Roman" w:hAnsi="Times New Roman" w:cs="Times New Roman"/>
+            <w:sz w:val="24"/>
+            <w:szCs w:val="24"/>
+            <w:lang w:val="en-US"/>
+          </w:rPr>
+          <w:t>d</w:t>
+        </w:r>
+        <w:r>
+          <w:rPr>
+            <w:rStyle w:val="ac"/>
+            <w:rFonts w:ascii="Times New Roman" w:hAnsi="Times New Roman" w:cs="Times New Roman"/>
+            <w:sz w:val="24"/>
+            <w:szCs w:val="24"/>
+          </w:rPr>
+          <w:t>73</w:t>
+        </w:r>
+        <w:r>
+          <w:rPr>
+            <w:rStyle w:val="ac"/>
+            <w:rFonts w:ascii="Times New Roman" w:hAnsi="Times New Roman" w:cs="Times New Roman"/>
+            <w:sz w:val="24"/>
+            <w:szCs w:val="24"/>
+            <w:lang w:val="en-US"/>
+          </w:rPr>
+          <w:t>c</w:t>
+        </w:r>
+        <w:r>
+          <w:rPr>
+            <w:rStyle w:val="ac"/>
+            <w:rFonts w:ascii="Times New Roman" w:hAnsi="Times New Roman" w:cs="Times New Roman"/>
+            <w:sz w:val="24"/>
+            <w:szCs w:val="24"/>
+          </w:rPr>
+          <w:t>9</w:t>
+        </w:r>
+        <w:r>
+          <w:rPr>
+            <w:rStyle w:val="ac"/>
+            <w:rFonts w:ascii="Times New Roman" w:hAnsi="Times New Roman" w:cs="Times New Roman"/>
+            <w:sz w:val="24"/>
+            <w:szCs w:val="24"/>
+            <w:lang w:val="en-US"/>
+          </w:rPr>
+          <w:t>c</w:t>
+        </w:r>
+        <w:r>
+          <w:rPr>
+            <w:rStyle w:val="ac"/>
+            <w:rFonts w:ascii="Times New Roman" w:hAnsi="Times New Roman" w:cs="Times New Roman"/>
+            <w:sz w:val="24"/>
+            <w:szCs w:val="24"/>
+          </w:rPr>
+          <w:t>2959662</w:t>
+        </w:r>
+        <w:r>
+          <w:rPr>
+            <w:rStyle w:val="ac"/>
+            <w:rFonts w:ascii="Times New Roman" w:hAnsi="Times New Roman" w:cs="Times New Roman"/>
+            <w:sz w:val="24"/>
+            <w:szCs w:val="24"/>
+            <w:lang w:val="en-US"/>
+          </w:rPr>
+          <w:t>e</w:t>
+        </w:r>
+        <w:r>
+          <w:rPr>
+            <w:rStyle w:val="ac"/>
+            <w:rFonts w:ascii="Times New Roman" w:hAnsi="Times New Roman" w:cs="Times New Roman"/>
+            <w:sz w:val="24"/>
+            <w:szCs w:val="24"/>
+          </w:rPr>
+          <w:t>8</w:t>
+        </w:r>
+        <w:r>
+          <w:rPr>
+            <w:rStyle w:val="ac"/>
+            <w:rFonts w:ascii="Times New Roman" w:hAnsi="Times New Roman" w:cs="Times New Roman"/>
+            <w:sz w:val="24"/>
+            <w:szCs w:val="24"/>
+            <w:lang w:val="en-US"/>
+          </w:rPr>
+          <w:t>a</w:t>
+        </w:r>
+        <w:r>
+          <w:rPr>
+            <w:rStyle w:val="ac"/>
+            <w:rFonts w:ascii="Times New Roman" w:hAnsi="Times New Roman" w:cs="Times New Roman"/>
+            <w:sz w:val="24"/>
+            <w:szCs w:val="24"/>
+          </w:rPr>
+          <w:t>8158</w:t>
+        </w:r>
+        <w:r>
+          <w:rPr>
+            <w:rStyle w:val="ac"/>
+            <w:rFonts w:ascii="Times New Roman" w:hAnsi="Times New Roman" w:cs="Times New Roman"/>
+            <w:sz w:val="24"/>
+            <w:szCs w:val="24"/>
+            <w:lang w:val="en-US"/>
+          </w:rPr>
+          <w:t>cc</w:t>
         </w:r>
       </w:hyperlink>
       <w:r>
@@ -244,6 +581,7 @@
                 <w:rFonts w:ascii="Cascadia Code" w:hAnsi="Cascadia Code" w:cs="Times New Roman"/>
                 <w:sz w:val="24"/>
                 <w:szCs w:val="24"/>
+                <w:lang w:val="en-US"/>
               </w:rPr>
             </w:pPr>
             <w:r>
@@ -481,6 +819,7 @@
           <w:rFonts w:ascii="Times New Roman" w:hAnsi="Times New Roman" w:cs="Times New Roman"/>
           <w:sz w:val="24"/>
           <w:szCs w:val="24"/>
+          <w:lang w:val="en-US"/>
         </w:rPr>
       </w:pPr>
     </w:p>
@@ -501,6 +840,7 @@
           <w:sz w:val="24"/>
           <w:szCs w:val="24"/>
         </w:rPr>
+        <w:lastRenderedPageBreak/>
         <w:t>Далее создана ф</w:t>
       </w:r>
       <w:r>
@@ -561,24 +901,7 @@
           <w:sz w:val="24"/>
           <w:szCs w:val="24"/>
         </w:rPr>
-        <w:lastRenderedPageBreak/>
-        <w:t xml:space="preserve">Листинг </w:t>
-      </w:r>
-      <w:r>
-        <w:rPr>
-          <w:rFonts w:ascii="Times New Roman" w:hAnsi="Times New Roman" w:cs="Times New Roman"/>
-          <w:sz w:val="24"/>
-          <w:szCs w:val="24"/>
-        </w:rPr>
-        <w:t>2</w:t>
-      </w:r>
-      <w:r>
-        <w:rPr>
-          <w:rFonts w:ascii="Times New Roman" w:hAnsi="Times New Roman" w:cs="Times New Roman"/>
-          <w:sz w:val="24"/>
-          <w:szCs w:val="24"/>
-        </w:rPr>
-        <w:t xml:space="preserve"> – </w:t>
+        <w:t xml:space="preserve">Листинг 2 – </w:t>
       </w:r>
       <w:r>
         <w:rPr>
@@ -924,7 +1247,7 @@
           <w:szCs w:val="24"/>
           <w:lang w:val="en-US"/>
         </w:rPr>
-        <w:t xml:space="preserve"> </w:t>
+        <w:t xml:space="preserve"> 3 – </w:t>
       </w:r>
       <w:r>
         <w:rPr>
@@ -933,7 +1256,7 @@
           <w:szCs w:val="24"/>
           <w:lang w:val="en-US"/>
         </w:rPr>
-        <w:t>3</w:t>
+        <w:t>expand_quota()</w:t>
       </w:r>
       <w:r>
         <w:rPr>
@@ -942,16 +1265,15 @@
           <w:szCs w:val="24"/>
           <w:lang w:val="en-US"/>
         </w:rPr>
-        <w:t xml:space="preserve"> – </w:t>
+        <w:t xml:space="preserve"> </w:t>
       </w:r>
       <w:r>
         <w:rPr>
           <w:rFonts w:ascii="Times New Roman" w:hAnsi="Times New Roman" w:cs="Times New Roman"/>
           <w:sz w:val="24"/>
           <w:szCs w:val="24"/>
-          <w:lang w:val="en-US"/>
-        </w:rPr>
-        <w:t>expand_quota()</w:t>
+        </w:rPr>
+        <w:t>и</w:t>
       </w:r>
       <w:r>
         <w:rPr>
@@ -960,33 +1282,7 @@
           <w:szCs w:val="24"/>
           <w:lang w:val="en-US"/>
         </w:rPr>
-        <w:t xml:space="preserve"> </w:t>
-      </w:r>
-      <w:r>
-        <w:rPr>
-          <w:rFonts w:ascii="Times New Roman" w:hAnsi="Times New Roman" w:cs="Times New Roman"/>
-          <w:sz w:val="24"/>
-          <w:szCs w:val="24"/>
-        </w:rPr>
-        <w:t>и</w:t>
-      </w:r>
-      <w:r>
-        <w:rPr>
-          <w:rFonts w:ascii="Times New Roman" w:hAnsi="Times New Roman" w:cs="Times New Roman"/>
-          <w:sz w:val="24"/>
-          <w:szCs w:val="24"/>
-          <w:lang w:val="en-US"/>
-        </w:rPr>
-        <w:t xml:space="preserve"> </w:t>
-      </w:r>
-      <w:r>
-        <w:rPr>
-          <w:rFonts w:ascii="Times New Roman" w:hAnsi="Times New Roman" w:cs="Times New Roman"/>
-          <w:sz w:val="24"/>
-          <w:szCs w:val="24"/>
-          <w:lang w:val="en-US"/>
-        </w:rPr>
-        <w:t>generate_dataset_name()</w:t>
+        <w:t xml:space="preserve"> generate_dataset_name()</w:t>
       </w:r>
     </w:p>
     <w:tbl>
@@ -1008,6 +1304,7 @@
               <w:spacing w:line="360" w:lineRule="auto"/>
               <w:rPr>
                 <w:rFonts w:ascii="Cascadia Code" w:hAnsi="Cascadia Code" w:cs="Times New Roman"/>
+                <w:lang w:val="en-US"/>
               </w:rPr>
             </w:pPr>
             <w:r>
@@ -1055,6 +1352,13 @@
                 <w:lang w:val="en-US"/>
               </w:rPr>
               <w:br/>
+            </w:r>
+            <w:r>
+              <w:rPr>
+                <w:rFonts w:ascii="Cascadia Code" w:hAnsi="Cascadia Code" w:cs="Times New Roman"/>
+                <w:lang w:val="en-US"/>
+              </w:rPr>
+              <w:lastRenderedPageBreak/>
               <w:t xml:space="preserve">    return result</w:t>
             </w:r>
             <w:r>
@@ -1078,13 +1382,6 @@
                 <w:lang w:val="en-US"/>
               </w:rPr>
               <w:br/>
-            </w:r>
-            <w:r>
-              <w:rPr>
-                <w:rFonts w:ascii="Cascadia Code" w:hAnsi="Cascadia Code" w:cs="Times New Roman"/>
-                <w:lang w:val="en-US"/>
-              </w:rPr>
-              <w:lastRenderedPageBreak/>
               <w:t xml:space="preserve">    if not has_dataset:</w:t>
             </w:r>
             <w:r>
@@ -1155,6 +1452,7 @@
           <w:rFonts w:ascii="Times New Roman" w:hAnsi="Times New Roman" w:cs="Times New Roman"/>
           <w:sz w:val="24"/>
           <w:szCs w:val="24"/>
+          <w:lang w:val="en-US"/>
         </w:rPr>
       </w:pPr>
     </w:p>
@@ -1203,7 +1501,6 @@
           <w:rFonts w:ascii="Times New Roman" w:hAnsi="Times New Roman" w:cs="Times New Roman"/>
           <w:sz w:val="24"/>
           <w:szCs w:val="24"/>
-          <w:lang w:val="en-US"/>
         </w:rPr>
       </w:pPr>
       <w:r>
@@ -1219,9 +1516,8 @@
           <w:rFonts w:ascii="Times New Roman" w:hAnsi="Times New Roman" w:cs="Times New Roman"/>
           <w:sz w:val="24"/>
           <w:szCs w:val="24"/>
-          <w:lang w:val="en-US"/>
-        </w:rPr>
-        <w:t xml:space="preserve"> </w:t>
+        </w:rPr>
+        <w:t xml:space="preserve"> 4 – </w:t>
       </w:r>
       <w:r>
         <w:rPr>
@@ -1230,16 +1526,15 @@
           <w:szCs w:val="24"/>
           <w:lang w:val="en-US"/>
         </w:rPr>
-        <w:t>4</w:t>
+        <w:t>generate</w:t>
       </w:r>
       <w:r>
         <w:rPr>
           <w:rFonts w:ascii="Times New Roman" w:hAnsi="Times New Roman" w:cs="Times New Roman"/>
           <w:sz w:val="24"/>
           <w:szCs w:val="24"/>
-          <w:lang w:val="en-US"/>
-        </w:rPr>
-        <w:t xml:space="preserve"> – </w:t>
+        </w:rPr>
+        <w:t>_</w:t>
       </w:r>
       <w:r>
         <w:rPr>
@@ -1248,7 +1543,15 @@
           <w:szCs w:val="24"/>
           <w:lang w:val="en-US"/>
         </w:rPr>
-        <w:t>generate_dataset()</w:t>
+        <w:t>dataset</w:t>
+      </w:r>
+      <w:r>
+        <w:rPr>
+          <w:rFonts w:ascii="Times New Roman" w:hAnsi="Times New Roman" w:cs="Times New Roman"/>
+          <w:sz w:val="24"/>
+          <w:szCs w:val="24"/>
+        </w:rPr>
+        <w:t>()</w:t>
       </w:r>
     </w:p>
     <w:tbl>
@@ -1425,6 +1728,7 @@
                 <w:rFonts w:ascii="Cascadia Code" w:hAnsi="Cascadia Code" w:cs="Times New Roman"/>
                 <w:lang w:val="en-US"/>
               </w:rPr>
+              <w:lastRenderedPageBreak/>
               <w:br/>
               <w:t xml:space="preserve">        message = generate_prompt(task, quality, complexity)</w:t>
             </w:r>
@@ -1441,13 +1745,6 @@
                 <w:lang w:val="en-US"/>
               </w:rPr>
               <w:br/>
-            </w:r>
-            <w:r>
-              <w:rPr>
-                <w:rFonts w:ascii="Cascadia Code" w:hAnsi="Cascadia Code" w:cs="Times New Roman"/>
-                <w:lang w:val="en-US"/>
-              </w:rPr>
-              <w:lastRenderedPageBreak/>
               <w:t xml:space="preserve">        rows.append({</w:t>
             </w:r>
             <w:r>
@@ -2161,6 +2458,13 @@
                 <w:lang w:val="en-US"/>
               </w:rPr>
               <w:br/>
+            </w:r>
+            <w:r>
+              <w:rPr>
+                <w:rFonts w:ascii="Cascadia Code" w:hAnsi="Cascadia Code" w:cs="Times New Roman"/>
+                <w:lang w:val="en-US"/>
+              </w:rPr>
+              <w:lastRenderedPageBreak/>
               <w:t xml:space="preserve">        base = random.choice([</w:t>
             </w:r>
             <w:r>
@@ -2250,13 +2554,6 @@
                 <w:lang w:val="en-US"/>
               </w:rPr>
               <w:br/>
-            </w:r>
-            <w:r>
-              <w:rPr>
-                <w:rFonts w:ascii="Cascadia Code" w:hAnsi="Cascadia Code" w:cs="Times New Roman"/>
-                <w:lang w:val="en-US"/>
-              </w:rPr>
-              <w:lastRenderedPageBreak/>
               <w:t xml:space="preserve">            "</w:t>
             </w:r>
             <w:r>
@@ -2523,7 +2820,7 @@
           <w:sz w:val="24"/>
           <w:szCs w:val="24"/>
         </w:rPr>
-        <w:t xml:space="preserve"> анализируют уже готовый текст сообщения и пытаются автоматически определить его категорию по ключевым словам и длине</w:t>
+        <w:t xml:space="preserve"> анализируют уже готовый текст сообщения и пытаются автоматически определить его категорию по ключевым словам и длине (</w:t>
       </w:r>
       <w:r>
         <w:rPr>
@@ -2531,7 +2828,7 @@
           <w:sz w:val="24"/>
           <w:szCs w:val="24"/>
         </w:rPr>
-        <w:t xml:space="preserve"> (</w:t>
+        <w:t>листинг 5</w:t>
       </w:r>
       <w:r>
         <w:rPr>
@@ -2539,71 +2836,37 @@
           <w:sz w:val="24"/>
           <w:szCs w:val="24"/>
         </w:rPr>
-        <w:t>листинг 5</w:t>
-      </w:r>
-      <w:r>
+        <w:t>).</w:t>
+      </w:r>
+    </w:p>
+    <w:p>
+      <w:pPr>
+        <w:spacing w:after="0" w:line="360" w:lineRule="auto"/>
+        <w:ind w:firstLine="709"/>
+        <w:jc w:val="both"/>
         <w:rPr>
           <w:rFonts w:ascii="Times New Roman" w:hAnsi="Times New Roman" w:cs="Times New Roman"/>
           <w:sz w:val="24"/>
           <w:szCs w:val="24"/>
-        </w:rPr>
-        <w:t>)</w:t>
-      </w:r>
+          <w:lang w:val="en-US"/>
+        </w:rPr>
+      </w:pPr>
       <w:r>
         <w:rPr>
           <w:rFonts w:ascii="Times New Roman" w:hAnsi="Times New Roman" w:cs="Times New Roman"/>
           <w:sz w:val="24"/>
           <w:szCs w:val="24"/>
         </w:rPr>
-        <w:t>.</w:t>
-      </w:r>
-    </w:p>
-    <w:p>
-      <w:pPr>
-        <w:spacing w:after="0" w:line="360" w:lineRule="auto"/>
-        <w:ind w:firstLine="709"/>
-        <w:jc w:val="both"/>
+        <w:t>Листинг</w:t>
+      </w:r>
+      <w:r>
         <w:rPr>
           <w:rFonts w:ascii="Times New Roman" w:hAnsi="Times New Roman" w:cs="Times New Roman"/>
           <w:sz w:val="24"/>
           <w:szCs w:val="24"/>
           <w:lang w:val="en-US"/>
         </w:rPr>
-      </w:pPr>
-      <w:r>
-        <w:rPr>
-          <w:rFonts w:ascii="Times New Roman" w:hAnsi="Times New Roman" w:cs="Times New Roman"/>
-          <w:sz w:val="24"/>
-          <w:szCs w:val="24"/>
-        </w:rPr>
-        <w:t>Листинг</w:t>
-      </w:r>
-      <w:r>
-        <w:rPr>
-          <w:rFonts w:ascii="Times New Roman" w:hAnsi="Times New Roman" w:cs="Times New Roman"/>
-          <w:sz w:val="24"/>
-          <w:szCs w:val="24"/>
-          <w:lang w:val="en-US"/>
-        </w:rPr>
-        <w:t xml:space="preserve"> </w:t>
-      </w:r>
-      <w:r>
-        <w:rPr>
-          <w:rFonts w:ascii="Times New Roman" w:hAnsi="Times New Roman" w:cs="Times New Roman"/>
-          <w:sz w:val="24"/>
-          <w:szCs w:val="24"/>
-          <w:lang w:val="en-US"/>
-        </w:rPr>
-        <w:t>5</w:t>
-      </w:r>
-      <w:r>
-        <w:rPr>
-          <w:rFonts w:ascii="Times New Roman" w:hAnsi="Times New Roman" w:cs="Times New Roman"/>
-          <w:sz w:val="24"/>
-          <w:szCs w:val="24"/>
-          <w:lang w:val="en-US"/>
-        </w:rPr>
-        <w:t xml:space="preserve"> – detect_quality(), detect_task_type() </w:t>
+        <w:t xml:space="preserve"> 5 – detect_quality(), detect_task_type() </w:t>
       </w:r>
       <w:r>
         <w:rPr>
@@ -2642,6 +2905,7 @@
               <w:spacing w:line="360" w:lineRule="auto"/>
               <w:rPr>
                 <w:rFonts w:ascii="Cascadia Code" w:hAnsi="Cascadia Code" w:cs="Times New Roman"/>
+                <w:lang w:val="en-US"/>
               </w:rPr>
             </w:pPr>
             <w:r>
@@ -2800,6 +3064,13 @@
                 <w:lang w:val="en-US"/>
               </w:rPr>
               <w:br/>
+            </w:r>
+            <w:r>
+              <w:rPr>
+                <w:rFonts w:ascii="Cascadia Code" w:hAnsi="Cascadia Code" w:cs="Times New Roman"/>
+                <w:lang w:val="en-US"/>
+              </w:rPr>
+              <w:lastRenderedPageBreak/>
               <w:t xml:space="preserve">        return "injection"</w:t>
             </w:r>
             <w:r>
@@ -2841,15 +3112,7 @@
                 <w:rFonts w:ascii="Cascadia Code" w:hAnsi="Cascadia Code" w:cs="Times New Roman"/>
                 <w:lang w:val="en-US"/>
               </w:rPr>
-              <w:t xml:space="preserve">" in text_lower or ("mse" in text_lower </w:t>
-            </w:r>
-            <w:r>
-              <w:rPr>
-                <w:rFonts w:ascii="Cascadia Code" w:hAnsi="Cascadia Code" w:cs="Times New Roman"/>
-                <w:lang w:val="en-US"/>
-              </w:rPr>
-              <w:lastRenderedPageBreak/>
-              <w:t>and ("</w:t>
+              <w:t>" in text_lower or ("mse" in text_lower and ("</w:t>
             </w:r>
             <w:r>
               <w:rPr>
@@ -3395,6 +3658,13 @@
                 <w:lang w:val="en-US"/>
               </w:rPr>
               <w:br/>
+            </w:r>
+            <w:r>
+              <w:rPr>
+                <w:rFonts w:ascii="Cascadia Code" w:hAnsi="Cascadia Code" w:cs="Times New Roman"/>
+                <w:lang w:val="en-US"/>
+              </w:rPr>
+              <w:lastRenderedPageBreak/>
               <w:t xml:space="preserve">        return "complex"</w:t>
             </w:r>
             <w:r>
@@ -3463,13 +3733,6 @@
                 <w:lang w:val="en-US"/>
               </w:rPr>
               <w:br/>
-            </w:r>
-            <w:r>
-              <w:rPr>
-                <w:rFonts w:ascii="Cascadia Code" w:hAnsi="Cascadia Code" w:cs="Times New Roman"/>
-                <w:lang w:val="en-US"/>
-              </w:rPr>
-              <w:lastRenderedPageBreak/>
               <w:t xml:space="preserve">        return "medium"</w:t>
             </w:r>
             <w:r>
@@ -3501,6 +3764,7 @@
           <w:rFonts w:ascii="Times New Roman" w:hAnsi="Times New Roman" w:cs="Times New Roman"/>
           <w:sz w:val="24"/>
           <w:szCs w:val="24"/>
+          <w:lang w:val="en-US"/>
         </w:rPr>
       </w:pPr>
     </w:p>
@@ -3521,23 +3785,7 @@
           <w:sz w:val="24"/>
           <w:szCs w:val="24"/>
         </w:rPr>
-        <w:t>Функция real_check_coverage</w:t>
-      </w:r>
-      <w:r>
-        <w:rPr>
-          <w:rFonts w:ascii="Times New Roman" w:hAnsi="Times New Roman" w:cs="Times New Roman"/>
-          <w:sz w:val="24"/>
-          <w:szCs w:val="24"/>
-        </w:rPr>
-        <w:t>()</w:t>
-      </w:r>
-      <w:r>
-        <w:rPr>
-          <w:rFonts w:ascii="Times New Roman" w:hAnsi="Times New Roman" w:cs="Times New Roman"/>
-          <w:sz w:val="24"/>
-          <w:szCs w:val="24"/>
-        </w:rPr>
-        <w:t xml:space="preserve"> выводит запланированные распределения, применяет детекторы к текстам, считает процент совпадения между запланированными и автоматически определёнными метками, показывает таблицы пересечений и выводит примеры расхождений для качества</w:t>
+        <w:t>Функция real_check_coverage() выводит запланированные распределения, применяет детекторы к текстам, считает процент совпадения между запланированными и автоматически определёнными метками, показывает таблицы пересечений и выводит примеры расхождений для качества</w:t>
       </w:r>
       <w:r>
         <w:rPr>
@@ -3818,6 +4066,13 @@
                 <w:lang w:val="en-US"/>
               </w:rPr>
               <w:br/>
+            </w:r>
+            <w:r>
+              <w:rPr>
+                <w:rFonts w:ascii="Cascadia Code" w:hAnsi="Cascadia Code" w:cs="Times New Roman"/>
+                <w:lang w:val="en-US"/>
+              </w:rPr>
+              <w:lastRenderedPageBreak/>
               <w:t xml:space="preserve">    comp_match = (df['complexity'] == df['detected_complexity']).mean()</w:t>
             </w:r>
             <w:r>
@@ -3834,13 +4089,6 @@
                 <w:lang w:val="en-US"/>
               </w:rPr>
               <w:br/>
-            </w:r>
-            <w:r>
-              <w:rPr>
-                <w:rFonts w:ascii="Cascadia Code" w:hAnsi="Cascadia Code" w:cs="Times New Roman"/>
-                <w:lang w:val="en-US"/>
-              </w:rPr>
-              <w:lastRenderedPageBreak/>
               <w:t xml:space="preserve">    print(pd.crosstab(df['complexity'], df['detected_complexity'], normalize='index').round(3))</w:t>
             </w:r>
             <w:r>
@@ -4343,6 +4591,7 @@
                 <w:szCs w:val="20"/>
                 <w:lang w:val="en-US"/>
               </w:rPr>
+              <w:lastRenderedPageBreak/>
               <w:t>classification    0.25</w:t>
             </w:r>
           </w:p>
@@ -4403,7 +4652,6 @@
                 <w:szCs w:val="20"/>
                 <w:lang w:val="en-US"/>
               </w:rPr>
-              <w:lastRenderedPageBreak/>
               <w:t>off_topic         0.15</w:t>
             </w:r>
           </w:p>
@@ -4756,6 +5004,7 @@
                 <w:rFonts w:ascii="Cascadia Code" w:hAnsi="Cascadia Code" w:cs="Times New Roman"/>
                 <w:sz w:val="20"/>
                 <w:szCs w:val="20"/>
+                <w:lang w:val="en-US"/>
               </w:rPr>
             </w:pPr>
           </w:p>
@@ -5127,6 +5376,7 @@
                 <w:szCs w:val="20"/>
                 <w:lang w:val="en-US"/>
               </w:rPr>
+              <w:lastRenderedPageBreak/>
               <w:t>regression               0.100       0.000  ...       0.667    0.233</w:t>
             </w:r>
           </w:p>
@@ -5904,6 +6154,7 @@
                 <w:szCs w:val="20"/>
                 <w:lang w:val="en-US"/>
               </w:rPr>
+              <w:lastRenderedPageBreak/>
               <w:t>detected_quality  contradiction  correct  incomplete  injection</w:t>
             </w:r>
           </w:p>
@@ -5964,7 +6215,6 @@
                 <w:szCs w:val="20"/>
                 <w:lang w:val="en-US"/>
               </w:rPr>
-              <w:lastRenderedPageBreak/>
               <w:t>correct                   0.000    1.000       0.000        0.0</w:t>
             </w:r>
           </w:p>
@@ -6469,16 +6719,7 @@
                 <w:szCs w:val="20"/>
                 <w:lang w:val="en-US"/>
               </w:rPr>
-              <w:t>True     0.</w:t>
-            </w:r>
-            <w:r>
-              <w:rPr>
-                <w:rFonts w:ascii="Cascadia Code" w:hAnsi="Cascadia Code" w:cs="Times New Roman"/>
-                <w:sz w:val="20"/>
-                <w:szCs w:val="20"/>
-                <w:lang w:val="en-US"/>
-              </w:rPr>
-              <w:t>45</w:t>
+              <w:t>True     0.45</w:t>
             </w:r>
           </w:p>
           <w:p>
@@ -6498,16 +6739,7 @@
                 <w:szCs w:val="20"/>
                 <w:lang w:val="en-US"/>
               </w:rPr>
-              <w:t>False    0.5</w:t>
-            </w:r>
-            <w:r>
-              <w:rPr>
-                <w:rFonts w:ascii="Cascadia Code" w:hAnsi="Cascadia Code" w:cs="Times New Roman"/>
-                <w:sz w:val="20"/>
-                <w:szCs w:val="20"/>
-                <w:lang w:val="en-US"/>
-              </w:rPr>
-              <w:t>5</w:t>
+              <w:t>False    0.55</w:t>
             </w:r>
           </w:p>
           <w:p>
@@ -6772,7 +7004,6 @@
           <w:sz w:val="24"/>
           <w:szCs w:val="24"/>
         </w:rPr>
-        <w:lastRenderedPageBreak/>
         <w:t>Итоговый датасет представлен в приложении Б.</w:t>
       </w:r>
     </w:p>
@@ -6841,6 +7072,7 @@
           <w:rFonts w:ascii="Times New Roman" w:hAnsi="Times New Roman" w:cs="Times New Roman"/>
           <w:sz w:val="24"/>
           <w:szCs w:val="24"/>
+          <w:lang w:val="en-US"/>
         </w:rPr>
       </w:pPr>
       <w:r>
@@ -6849,7 +7081,58 @@
           <w:sz w:val="24"/>
           <w:szCs w:val="24"/>
         </w:rPr>
-        <w:t>Первично синтезированный набор данных</w:t>
+        <w:t>Первично</w:t>
+      </w:r>
+      <w:r>
+        <w:rPr>
+          <w:rFonts w:ascii="Times New Roman" w:hAnsi="Times New Roman" w:cs="Times New Roman"/>
+          <w:sz w:val="24"/>
+          <w:szCs w:val="24"/>
+          <w:lang w:val="en-US"/>
+        </w:rPr>
+        <w:t xml:space="preserve"> </w:t>
+      </w:r>
+      <w:r>
+        <w:rPr>
+          <w:rFonts w:ascii="Times New Roman" w:hAnsi="Times New Roman" w:cs="Times New Roman"/>
+          <w:sz w:val="24"/>
+          <w:szCs w:val="24"/>
+        </w:rPr>
+        <w:t>синтезированный</w:t>
+      </w:r>
+      <w:r>
+        <w:rPr>
+          <w:rFonts w:ascii="Times New Roman" w:hAnsi="Times New Roman" w:cs="Times New Roman"/>
+          <w:sz w:val="24"/>
+          <w:szCs w:val="24"/>
+          <w:lang w:val="en-US"/>
+        </w:rPr>
+        <w:t xml:space="preserve"> </w:t>
+      </w:r>
+      <w:r>
+        <w:rPr>
+          <w:rFonts w:ascii="Times New Roman" w:hAnsi="Times New Roman" w:cs="Times New Roman"/>
+          <w:sz w:val="24"/>
+          <w:szCs w:val="24"/>
+        </w:rPr>
+        <w:t>набор</w:t>
+      </w:r>
+      <w:r>
+        <w:rPr>
+          <w:rFonts w:ascii="Times New Roman" w:hAnsi="Times New Roman" w:cs="Times New Roman"/>
+          <w:sz w:val="24"/>
+          <w:szCs w:val="24"/>
+          <w:lang w:val="en-US"/>
+        </w:rPr>
+        <w:t xml:space="preserve"> </w:t>
+      </w:r>
+      <w:r>
+        <w:rPr>
+          <w:rFonts w:ascii="Times New Roman" w:hAnsi="Times New Roman" w:cs="Times New Roman"/>
+          <w:sz w:val="24"/>
+          <w:szCs w:val="24"/>
+        </w:rPr>
+        <w:t>данных</w:t>
       </w:r>
     </w:p>
     <w:p>
@@ -11526,6 +11809,7 @@
         <w:spacing w:after="0" w:line="360" w:lineRule="auto"/>
         <w:rPr>
           <w:rFonts w:ascii="Cascadia Code" w:hAnsi="Cascadia Code" w:cs="Times New Roman"/>
+          <w:lang w:val="en-US"/>
         </w:rPr>
       </w:pPr>
       <w:r>
@@ -11540,11 +11824,13 @@
       <w:pPr>
         <w:rPr>
           <w:rFonts w:ascii="Cascadia Code" w:hAnsi="Cascadia Code" w:cs="Times New Roman"/>
-        </w:rPr>
-      </w:pPr>
-      <w:r>
-        <w:rPr>
-          <w:rFonts w:ascii="Cascadia Code" w:hAnsi="Cascadia Code" w:cs="Times New Roman"/>
+          <w:lang w:val="en-US"/>
+        </w:rPr>
+      </w:pPr>
+      <w:r>
+        <w:rPr>
+          <w:rFonts w:ascii="Cascadia Code" w:hAnsi="Cascadia Code" w:cs="Times New Roman"/>
+          <w:lang w:val="en-US"/>
         </w:rPr>
         <w:br w:type="page"/>
       </w:r>
@@ -22593,6 +22879,7 @@
   <w:style w:type="character" w:default="1" w:styleId="a0">
     <w:name w:val="Default Paragraph Font"/>
     <w:uiPriority w:val="1"/>
+    <w:semiHidden/>
     <w:unhideWhenUsed/>
   </w:style>
   <w:style w:type="table" w:default="1" w:styleId="a1">
